--- a/Project-Walkthrough (1).docx
+++ b/Project-Walkthrough (1).docx
@@ -790,7 +790,7 @@
           <w:iCs w:val="0"/>
           <w:rtl w:val="0"/>
         </w:rPr>
-        <w:t xml:space="preserve">“This is the public landing page — the first thing a visitor sees, with no login required. It introduces [System Name] with a hero section, a short description, a grid of feature cards, and a simple sign-in button. Notice it is fully responsive and supports light and dark mode — I can switch the theme here using this Sun and Moon button, and the choice is remembered the next time the app opens.”</w:t>
+        <w:t xml:space="preserve">“This is the public landing page — the first thing a visitor sees, with no login required. It introduces [System Name] with a hero section, a short description, a grid of feature cards, and a simple sign-in button. Notice it is fully responsive.”</w:t>
       </w:r>
       <w:r>
         <w:rPr>
@@ -1006,7 +1006,7 @@
           <w:iCs w:val="0"/>
           <w:rtl w:val="0"/>
         </w:rPr>
-        <w:t xml:space="preserve">“Then there is this chart. It is a line graph showing a key measure over time, and it is colour-aware: it turns green when the trend is rising and red when it is falling, so the direction is obvious at a glance. All of this data comes live from the database through a single reporting endpoint.”</w:t>
+        <w:t xml:space="preserve">“All of this data comes live from the database through a single reporting endpoint.”</w:t>
       </w:r>
       <w:r>
         <w:rPr>
@@ -1182,7 +1182,7 @@
           <w:iCs w:val="0"/>
           <w:rtl w:val="0"/>
         </w:rPr>
-        <w:t xml:space="preserve">“This page produces reports. There is a tab for each report — [Report 1] and [Report 2]. Each report is calculated in the database itself and can be filtered by date, defaulting to today. And each one has a Print button: when I print, the page shows a clean printable version with a header containing the system name, the report title and the date it was printed, while the menus and filters are hidden.”</w:t>
+        <w:t xml:space="preserve">“This page produces reports. There is a tab for each report — [Report 1] and [Report 2]. Each report is calculated in the database itself and can be filtered by date, defaulting to today. And each one has a Print button: when I print, the page shows a clean printable version with a header containing the system name, the report title and the date it was printed, and a footer noting who generated it ("System Admin", the user's role, or their name), while the menus and filters are hidden.”</w:t>
       </w:r>
       <w:r>
         <w:rPr>
@@ -1226,7 +1226,7 @@
           <w:iCs w:val="0"/>
           <w:rtl w:val="0"/>
         </w:rPr>
-        <w:t xml:space="preserve">“Across the top of every signed-in page is the navigation bar, with links to the Dashboard, each of the three sections, and Reports, plus the theme toggle and a Logout button. The current page is highlighted. On a small screen this collapses into a menu button. Logging out ends the session and returns to the landing page.”</w:t>
+        <w:t xml:space="preserve">“Across the top of every signed-in page is the navigation bar, with links to the Dashboard, each of the three sections, and Reports, plus a Logout button. It also shows who is signed in — your name, or "System Admin" for the administrator, along with your role when the app uses roles. The current page is highlighted. On a small screen this collapses into a menu button. Logging out ends the session and returns to the landing page.”</w:t>
       </w:r>
       <w:r>
         <w:rPr>
@@ -1710,7 +1710,7 @@
           <w:iCs w:val="0"/>
           <w:rtl w:val="0"/>
         </w:rPr>
-        <w:t xml:space="preserve">“This holds the shared login state and the theme. It remembers who is logged in and whether the app is in light or dark mode, so every page can read that without repeating itself.”</w:t>
+        <w:t xml:space="preserve">“This holds the shared login state. It remembers who is logged in, so every page can read that without repeating itself.”</w:t>
       </w:r>
       <w:r>
         <w:rPr>
@@ -2418,7 +2418,7 @@
                 <w:bCs w:val="0"/>
                 <w:rtl w:val="0"/>
               </w:rPr>
-              <w:t xml:space="preserve">I scaffolded the React app, the styling and theme (including light and dark mode), and the shared login state.</w:t>
+              <w:t xml:space="preserve">I scaffolded the React app, the styling, and the shared login state.</w:t>
             </w:r>
             <w:r>
               <w:rPr>
@@ -2986,7 +2986,7 @@
           <w:vertAlign w:val="baseline"/>
           <w:rtl w:val="0"/>
         </w:rPr>
-        <w:t xml:space="preserve"> one colour theme, one icon set, and reusable components used throughout, in both light and dark mode.</w:t>
+        <w:t xml:space="preserve"> one colour theme, one icon set, and reusable components used throughout.</w:t>
       </w:r>
     </w:p>
     <w:p>
